--- a/Video Game Design - year/Unit 1 - Unity Interface & Game Design Thinking/Daily Lesson Plans/Word/Day 5.docx
+++ b/Video Game Design - year/Unit 1 - Unity Interface & Game Design Thinking/Daily Lesson Plans/Word/Day 5.docx
@@ -50,16 +50,19 @@
               </w:rPr>
               <w:t xml:space="preserve">Video Game Design — Full Year</w:t>
             </w:r>
-          </w:p>
-          <w:p>
-            <w:pPr>
-              <w:spacing w:before="40"/>
-              <w:jc w:val="center"/>
-            </w:pPr>
-            <w:r>
-              <w:rPr>
-                <w:rFonts w:ascii="Arial" w:cs="Arial" w:eastAsia="Arial" w:hAnsi="Arial"/>
-                <w:color w:val="D1C4E9"/>
+            <w:r>
+              <w:rPr>
+                <w:rFonts w:ascii="Arial" w:cs="Arial" w:eastAsia="Arial" w:hAnsi="Arial"/>
+                <w:sz w:val="16"/>
+                <w:szCs w:val="16"/>
+              </w:rPr>
+              <w:br/>
+              <w:t xml:space="preserve"/>
+            </w:r>
+            <w:r>
+              <w:rPr>
+                <w:rFonts w:ascii="Arial" w:cs="Arial" w:eastAsia="Arial" w:hAnsi="Arial"/>
+                <w:color w:val="CE93D8"/>
                 <w:sz w:val="16"/>
                 <w:szCs w:val="16"/>
               </w:rPr>
@@ -83,7 +86,7 @@
           <w:rFonts w:ascii="Arial" w:cs="Arial" w:eastAsia="Arial" w:hAnsi="Arial"/>
           <w:b/>
           <w:bCs/>
-          <w:color w:val="311B56"/>
+          <w:color w:val="5B2D8E"/>
           <w:sz w:val="32"/>
           <w:szCs w:val="32"/>
         </w:rPr>
@@ -261,9 +264,9 @@
               <w:right w:val="single" w:color="CCCCCC" w:sz="1"/>
             </w:tcBorders>
             <w:tcMar>
-              <w:top w:type="dxa" w:w="60"/>
+              <w:top w:type="dxa" w:w="80"/>
               <w:left w:type="dxa" w:w="120"/>
-              <w:bottom w:type="dxa" w:w="60"/>
+              <w:bottom w:type="dxa" w:w="80"/>
               <w:right w:type="dxa" w:w="120"/>
             </w:tcMar>
           </w:tcPr>
@@ -290,20 +293,213 @@
               <w:right w:val="single" w:color="CCCCCC" w:sz="1"/>
             </w:tcBorders>
             <w:tcMar>
-              <w:top w:type="dxa" w:w="60"/>
+              <w:top w:type="dxa" w:w="80"/>
               <w:left w:type="dxa" w:w="120"/>
-              <w:bottom w:type="dxa" w:w="60"/>
+              <w:bottom w:type="dxa" w:w="80"/>
               <w:right w:type="dxa" w:w="120"/>
             </w:tcMar>
           </w:tcPr>
           <w:p>
-            <w:r>
-              <w:rPr>
-                <w:rFonts w:ascii="Arial" w:cs="Arial" w:eastAsia="Arial" w:hAnsi="Arial"/>
-                <w:sz w:val="20"/>
-                <w:szCs w:val="20"/>
+            <w:pPr>
+              <w:spacing w:after="80" w:before="80"/>
+            </w:pPr>
+            <w:r>
+              <w:rPr>
+                <w:rFonts w:ascii="Arial" w:cs="Arial" w:eastAsia="Arial" w:hAnsi="Arial"/>
+                <w:b/>
+                <w:bCs/>
+                <w:i w:val="false"/>
+                <w:iCs w:val="false"/>
+                <w:color w:val="000000"/>
+                <w:sz w:val="22"/>
+                <w:szCs w:val="22"/>
               </w:rPr>
               <w:t xml:space="preserve">Bell Ringer / Review</w:t>
+            </w:r>
+            <w:r>
+              <w:rPr>
+                <w:rFonts w:ascii="Arial" w:cs="Arial" w:eastAsia="Arial" w:hAnsi="Arial"/>
+                <w:sz w:val="20"/>
+                <w:szCs w:val="20"/>
+              </w:rPr>
+              <w:br/>
+              <w:t xml:space="preserve"/>
+            </w:r>
+            <w:r>
+              <w:rPr>
+                <w:rFonts w:ascii="Arial" w:cs="Arial" w:eastAsia="Arial" w:hAnsi="Arial"/>
+                <w:sz w:val="20"/>
+                <w:szCs w:val="20"/>
+              </w:rPr>
+              <w:br/>
+              <w:t xml:space="preserve"/>
+            </w:r>
+            <w:r>
+              <w:rPr>
+                <w:rFonts w:ascii="Arial" w:cs="Arial" w:eastAsia="Arial" w:hAnsi="Arial"/>
+                <w:b/>
+                <w:bCs/>
+                <w:i w:val="false"/>
+                <w:iCs w:val="false"/>
+                <w:color w:val="000000"/>
+                <w:sz w:val="20"/>
+                <w:szCs w:val="20"/>
+              </w:rPr>
+              <w:t xml:space="preserve">Quick Write </w:t>
+            </w:r>
+            <w:r>
+              <w:rPr>
+                <w:rFonts w:ascii="Arial" w:cs="Arial" w:eastAsia="Arial" w:hAnsi="Arial"/>
+                <w:b w:val="false"/>
+                <w:bCs w:val="false"/>
+                <w:i w:val="false"/>
+                <w:iCs w:val="false"/>
+                <w:color w:val="000000"/>
+                <w:sz w:val="20"/>
+                <w:szCs w:val="20"/>
+              </w:rPr>
+              <w:t xml:space="preserve">(3 min — written or verbal):</w:t>
+            </w:r>
+            <w:r>
+              <w:rPr>
+                <w:rFonts w:ascii="Arial" w:cs="Arial" w:eastAsia="Arial" w:hAnsi="Arial"/>
+                <w:sz w:val="20"/>
+                <w:szCs w:val="20"/>
+              </w:rPr>
+              <w:br/>
+              <w:t xml:space="preserve"/>
+            </w:r>
+            <w:r>
+              <w:rPr>
+                <w:rFonts w:ascii="Arial" w:cs="Arial" w:eastAsia="Arial" w:hAnsi="Arial"/>
+                <w:b w:val="false"/>
+                <w:bCs w:val="false"/>
+                <w:i w:val="false"/>
+                <w:iCs w:val="false"/>
+                <w:color w:val="000000"/>
+                <w:sz w:val="20"/>
+                <w:szCs w:val="20"/>
+              </w:rPr>
+              <w:t xml:space="preserve">    What do you already know about how to create GameObjects, understand the component-based architecture, and add/remove components in the Inspector?</w:t>
+            </w:r>
+            <w:r>
+              <w:rPr>
+                <w:rFonts w:ascii="Arial" w:cs="Arial" w:eastAsia="Arial" w:hAnsi="Arial"/>
+                <w:sz w:val="20"/>
+                <w:szCs w:val="20"/>
+              </w:rPr>
+              <w:br/>
+              <w:t xml:space="preserve"/>
+            </w:r>
+            <w:r>
+              <w:rPr>
+                <w:rFonts w:ascii="Arial" w:cs="Arial" w:eastAsia="Arial" w:hAnsi="Arial"/>
+                <w:sz w:val="20"/>
+                <w:szCs w:val="20"/>
+              </w:rPr>
+              <w:br/>
+              <w:t xml:space="preserve"/>
+            </w:r>
+            <w:r>
+              <w:rPr>
+                <w:rFonts w:ascii="Arial" w:cs="Arial" w:eastAsia="Arial" w:hAnsi="Arial"/>
+                <w:b/>
+                <w:bCs/>
+                <w:i w:val="false"/>
+                <w:iCs w:val="false"/>
+                <w:color w:val="000000"/>
+                <w:sz w:val="20"/>
+                <w:szCs w:val="20"/>
+              </w:rPr>
+              <w:t xml:space="preserve">Vocabulary Preview — </w:t>
+            </w:r>
+            <w:r>
+              <w:rPr>
+                <w:rFonts w:ascii="Arial" w:cs="Arial" w:eastAsia="Arial" w:hAnsi="Arial"/>
+                <w:b w:val="false"/>
+                <w:bCs w:val="false"/>
+                <w:i w:val="false"/>
+                <w:iCs w:val="false"/>
+                <w:color w:val="000000"/>
+                <w:sz w:val="20"/>
+                <w:szCs w:val="20"/>
+              </w:rPr>
+              <w:t xml:space="preserve">terms we'll use today:</w:t>
+            </w:r>
+            <w:r>
+              <w:rPr>
+                <w:rFonts w:ascii="Arial" w:cs="Arial" w:eastAsia="Arial" w:hAnsi="Arial"/>
+                <w:sz w:val="20"/>
+                <w:szCs w:val="20"/>
+              </w:rPr>
+              <w:br/>
+              <w:t xml:space="preserve"/>
+            </w:r>
+            <w:r>
+              <w:rPr>
+                <w:rFonts w:ascii="Arial" w:cs="Arial" w:eastAsia="Arial" w:hAnsi="Arial"/>
+                <w:b w:val="false"/>
+                <w:bCs w:val="false"/>
+                <w:i w:val="false"/>
+                <w:iCs w:val="false"/>
+                <w:color w:val="000000"/>
+                <w:sz w:val="20"/>
+                <w:szCs w:val="20"/>
+              </w:rPr>
+              <w:t xml:space="preserve">    • GameObject   •   Component   •   Examples   •   Transform Component   •   Active/Inactive   •   Mesh Filter</w:t>
+            </w:r>
+            <w:r>
+              <w:rPr>
+                <w:rFonts w:ascii="Arial" w:cs="Arial" w:eastAsia="Arial" w:hAnsi="Arial"/>
+                <w:sz w:val="20"/>
+                <w:szCs w:val="20"/>
+              </w:rPr>
+              <w:br/>
+              <w:t xml:space="preserve"/>
+            </w:r>
+            <w:r>
+              <w:rPr>
+                <w:rFonts w:ascii="Arial" w:cs="Arial" w:eastAsia="Arial" w:hAnsi="Arial"/>
+                <w:sz w:val="20"/>
+                <w:szCs w:val="20"/>
+              </w:rPr>
+              <w:br/>
+              <w:t xml:space="preserve"/>
+            </w:r>
+            <w:r>
+              <w:rPr>
+                <w:rFonts w:ascii="Arial" w:cs="Arial" w:eastAsia="Arial" w:hAnsi="Arial"/>
+                <w:b w:val="false"/>
+                <w:bCs w:val="false"/>
+                <w:i/>
+                <w:iCs/>
+                <w:color w:val="444444"/>
+                <w:sz w:val="20"/>
+                <w:szCs w:val="20"/>
+              </w:rPr>
+              <w:t xml:space="preserve">Today's Goal: By the end of class you will be able to create GameObjects, understand the component-based architecture, and add/remove components in the Inspector.</w:t>
+            </w:r>
+            <w:r>
+              <w:rPr>
+                <w:rFonts w:ascii="Arial" w:cs="Arial" w:eastAsia="Arial" w:hAnsi="Arial"/>
+                <w:sz w:val="20"/>
+                <w:szCs w:val="20"/>
+              </w:rPr>
+              <w:br/>
+              <w:t xml:space="preserve"/>
+            </w:r>
+            <w:r>
+              <w:rPr>
+                <w:rFonts w:ascii="Arial" w:cs="Arial" w:eastAsia="Arial" w:hAnsi="Arial"/>
+                <w:b w:val="false"/>
+                <w:bCs w:val="false"/>
+                <w:i/>
+                <w:iCs/>
+                <w:color w:val="555555"/>
+                <w:sz w:val="20"/>
+                <w:szCs w:val="20"/>
+              </w:rPr>
+              <w:t xml:space="preserve">→ Pair-share your response, then 2–3 students share with the class.</w:t>
             </w:r>
           </w:p>
         </w:tc>
@@ -319,9 +515,9 @@
               <w:right w:val="single" w:color="CCCCCC" w:sz="1"/>
             </w:tcBorders>
             <w:tcMar>
-              <w:top w:type="dxa" w:w="60"/>
+              <w:top w:type="dxa" w:w="80"/>
               <w:left w:type="dxa" w:w="120"/>
-              <w:bottom w:type="dxa" w:w="60"/>
+              <w:bottom w:type="dxa" w:w="80"/>
               <w:right w:type="dxa" w:w="120"/>
             </w:tcMar>
           </w:tcPr>
@@ -348,20 +544,261 @@
               <w:right w:val="single" w:color="CCCCCC" w:sz="1"/>
             </w:tcBorders>
             <w:tcMar>
-              <w:top w:type="dxa" w:w="60"/>
+              <w:top w:type="dxa" w:w="80"/>
               <w:left w:type="dxa" w:w="120"/>
-              <w:bottom w:type="dxa" w:w="60"/>
+              <w:bottom w:type="dxa" w:w="80"/>
               <w:right w:type="dxa" w:w="120"/>
             </w:tcMar>
           </w:tcPr>
           <w:p>
-            <w:r>
-              <w:rPr>
-                <w:rFonts w:ascii="Arial" w:cs="Arial" w:eastAsia="Arial" w:hAnsi="Arial"/>
-                <w:sz w:val="20"/>
-                <w:szCs w:val="20"/>
-              </w:rPr>
-              <w:t xml:space="preserve">Mini Lesson: GameObjects and Components (Part 1)</w:t>
+            <w:pPr>
+              <w:spacing w:after="80" w:before="80"/>
+            </w:pPr>
+            <w:r>
+              <w:rPr>
+                <w:rFonts w:ascii="Arial" w:cs="Arial" w:eastAsia="Arial" w:hAnsi="Arial"/>
+                <w:b/>
+                <w:bCs/>
+                <w:i w:val="false"/>
+                <w:iCs w:val="false"/>
+                <w:color w:val="000000"/>
+                <w:sz w:val="22"/>
+                <w:szCs w:val="22"/>
+              </w:rPr>
+              <w:t xml:space="preserve">Mini Lesson: </w:t>
+            </w:r>
+            <w:r>
+              <w:rPr>
+                <w:rFonts w:ascii="Arial" w:cs="Arial" w:eastAsia="Arial" w:hAnsi="Arial"/>
+                <w:b w:val="false"/>
+                <w:bCs w:val="false"/>
+                <w:i w:val="false"/>
+                <w:iCs w:val="false"/>
+                <w:color w:val="000000"/>
+                <w:sz w:val="22"/>
+                <w:szCs w:val="22"/>
+              </w:rPr>
+              <w:t xml:space="preserve">GameObjects and Components (Part 1)</w:t>
+            </w:r>
+            <w:r>
+              <w:rPr>
+                <w:rFonts w:ascii="Arial" w:cs="Arial" w:eastAsia="Arial" w:hAnsi="Arial"/>
+                <w:sz w:val="20"/>
+                <w:szCs w:val="20"/>
+              </w:rPr>
+              <w:br/>
+              <w:t xml:space="preserve"/>
+            </w:r>
+            <w:r>
+              <w:rPr>
+                <w:rFonts w:ascii="Arial" w:cs="Arial" w:eastAsia="Arial" w:hAnsi="Arial"/>
+                <w:sz w:val="20"/>
+                <w:szCs w:val="20"/>
+              </w:rPr>
+              <w:br/>
+              <w:t xml:space="preserve"/>
+            </w:r>
+            <w:r>
+              <w:rPr>
+                <w:rFonts w:ascii="Arial" w:cs="Arial" w:eastAsia="Arial" w:hAnsi="Arial"/>
+                <w:b/>
+                <w:bCs/>
+                <w:i/>
+                <w:iCs/>
+                <w:color w:val="000000"/>
+                <w:sz w:val="20"/>
+                <w:szCs w:val="20"/>
+              </w:rPr>
+              <w:t xml:space="preserve">Learning Target: </w:t>
+            </w:r>
+            <w:r>
+              <w:rPr>
+                <w:rFonts w:ascii="Arial" w:cs="Arial" w:eastAsia="Arial" w:hAnsi="Arial"/>
+                <w:b w:val="false"/>
+                <w:bCs w:val="false"/>
+                <w:i/>
+                <w:iCs/>
+                <w:color w:val="333333"/>
+                <w:sz w:val="20"/>
+                <w:szCs w:val="20"/>
+              </w:rPr>
+              <w:t xml:space="preserve">I can create GameObjects, understand the component-based architecture, and add/remove components in the Inspector.</w:t>
+            </w:r>
+            <w:r>
+              <w:rPr>
+                <w:rFonts w:ascii="Arial" w:cs="Arial" w:eastAsia="Arial" w:hAnsi="Arial"/>
+                <w:sz w:val="20"/>
+                <w:szCs w:val="20"/>
+              </w:rPr>
+              <w:br/>
+              <w:t xml:space="preserve"/>
+            </w:r>
+            <w:r>
+              <w:rPr>
+                <w:rFonts w:ascii="Arial" w:cs="Arial" w:eastAsia="Arial" w:hAnsi="Arial"/>
+                <w:sz w:val="20"/>
+                <w:szCs w:val="20"/>
+              </w:rPr>
+              <w:br/>
+              <w:t xml:space="preserve"/>
+            </w:r>
+            <w:r>
+              <w:rPr>
+                <w:rFonts w:ascii="Arial" w:cs="Arial" w:eastAsia="Arial" w:hAnsi="Arial"/>
+                <w:b w:val="false"/>
+                <w:bCs w:val="false"/>
+                <w:i w:val="false"/>
+                <w:iCs w:val="false"/>
+                <w:color w:val="000000"/>
+                <w:sz w:val="20"/>
+                <w:szCs w:val="20"/>
+              </w:rPr>
+              <w:t xml:space="preserve">GameObject — The fundamental building block of a Unity scene. Everything visible or interactive is a GameObject.</w:t>
+            </w:r>
+            <w:r>
+              <w:rPr>
+                <w:rFonts w:ascii="Arial" w:cs="Arial" w:eastAsia="Arial" w:hAnsi="Arial"/>
+                <w:sz w:val="20"/>
+                <w:szCs w:val="20"/>
+              </w:rPr>
+              <w:br/>
+              <w:t xml:space="preserve"/>
+            </w:r>
+            <w:r>
+              <w:rPr>
+                <w:rFonts w:ascii="Arial" w:cs="Arial" w:eastAsia="Arial" w:hAnsi="Arial"/>
+                <w:b w:val="false"/>
+                <w:bCs w:val="false"/>
+                <w:i w:val="false"/>
+                <w:iCs w:val="false"/>
+                <w:color w:val="000000"/>
+                <w:sz w:val="20"/>
+                <w:szCs w:val="20"/>
+              </w:rPr>
+              <w:t xml:space="preserve">Component — A reusable module that adds behavior or properties to a GameObject. Examples: Transform (position/rotation/scale), Renderer (makes it visible), Collider (gives it physics), Script (custom behavior).</w:t>
+            </w:r>
+            <w:r>
+              <w:rPr>
+                <w:rFonts w:ascii="Arial" w:cs="Arial" w:eastAsia="Arial" w:hAnsi="Arial"/>
+                <w:sz w:val="20"/>
+                <w:szCs w:val="20"/>
+              </w:rPr>
+              <w:br/>
+              <w:t xml:space="preserve"/>
+            </w:r>
+            <w:r>
+              <w:rPr>
+                <w:rFonts w:ascii="Arial" w:cs="Arial" w:eastAsia="Arial" w:hAnsi="Arial"/>
+                <w:sz w:val="20"/>
+                <w:szCs w:val="20"/>
+              </w:rPr>
+              <w:br/>
+              <w:t xml:space="preserve"/>
+            </w:r>
+            <w:r>
+              <w:rPr>
+                <w:rFonts w:ascii="Arial" w:cs="Arial" w:eastAsia="Arial" w:hAnsi="Arial"/>
+                <w:b/>
+                <w:bCs/>
+                <w:i w:val="false"/>
+                <w:iCs w:val="false"/>
+                <w:color w:val="000000"/>
+                <w:sz w:val="20"/>
+                <w:szCs w:val="20"/>
+              </w:rPr>
+              <w:t xml:space="preserve">Vocabulary: </w:t>
+            </w:r>
+            <w:r>
+              <w:rPr>
+                <w:rFonts w:ascii="Arial" w:cs="Arial" w:eastAsia="Arial" w:hAnsi="Arial"/>
+                <w:b w:val="false"/>
+                <w:bCs w:val="false"/>
+                <w:i w:val="false"/>
+                <w:iCs w:val="false"/>
+                <w:color w:val="000000"/>
+                <w:sz w:val="20"/>
+                <w:szCs w:val="20"/>
+              </w:rPr>
+              <w:t xml:space="preserve">GameObject, Component, Examples, Transform Component, Active/Inactive, Mesh Filter</w:t>
+            </w:r>
+            <w:r>
+              <w:rPr>
+                <w:rFonts w:ascii="Arial" w:cs="Arial" w:eastAsia="Arial" w:hAnsi="Arial"/>
+                <w:sz w:val="20"/>
+                <w:szCs w:val="20"/>
+              </w:rPr>
+              <w:br/>
+              <w:t xml:space="preserve"/>
+            </w:r>
+            <w:r>
+              <w:rPr>
+                <w:rFonts w:ascii="Arial" w:cs="Arial" w:eastAsia="Arial" w:hAnsi="Arial"/>
+                <w:sz w:val="20"/>
+                <w:szCs w:val="20"/>
+              </w:rPr>
+              <w:br/>
+              <w:t xml:space="preserve"/>
+            </w:r>
+            <w:r>
+              <w:rPr>
+                <w:rFonts w:ascii="Arial" w:cs="Arial" w:eastAsia="Arial" w:hAnsi="Arial"/>
+                <w:b/>
+                <w:bCs/>
+                <w:i/>
+                <w:iCs/>
+                <w:color w:val="555555"/>
+                <w:sz w:val="20"/>
+                <w:szCs w:val="20"/>
+              </w:rPr>
+              <w:t xml:space="preserve">→ Live Demo — </w:t>
+            </w:r>
+            <w:r>
+              <w:rPr>
+                <w:rFonts w:ascii="Arial" w:cs="Arial" w:eastAsia="Arial" w:hAnsi="Arial"/>
+                <w:b w:val="false"/>
+                <w:bCs w:val="false"/>
+                <w:i/>
+                <w:iCs/>
+                <w:color w:val="555555"/>
+                <w:sz w:val="20"/>
+                <w:szCs w:val="20"/>
+              </w:rPr>
+              <w:t xml:space="preserve">type examples as students follow along in their own editor.</w:t>
+            </w:r>
+            <w:r>
+              <w:rPr>
+                <w:rFonts w:ascii="Arial" w:cs="Arial" w:eastAsia="Arial" w:hAnsi="Arial"/>
+                <w:sz w:val="20"/>
+                <w:szCs w:val="20"/>
+              </w:rPr>
+              <w:br/>
+              <w:t xml:space="preserve"/>
+            </w:r>
+            <w:r>
+              <w:rPr>
+                <w:rFonts w:ascii="Arial" w:cs="Arial" w:eastAsia="Arial" w:hAnsi="Arial"/>
+                <w:b/>
+                <w:bCs/>
+                <w:i/>
+                <w:iCs/>
+                <w:color w:val="555555"/>
+                <w:sz w:val="20"/>
+                <w:szCs w:val="20"/>
+              </w:rPr>
+              <w:t xml:space="preserve">→ Check for Understanding: </w:t>
+            </w:r>
+            <w:r>
+              <w:rPr>
+                <w:rFonts w:ascii="Arial" w:cs="Arial" w:eastAsia="Arial" w:hAnsi="Arial"/>
+                <w:b w:val="false"/>
+                <w:bCs w:val="false"/>
+                <w:i/>
+                <w:iCs/>
+                <w:color w:val="555555"/>
+                <w:sz w:val="20"/>
+                <w:szCs w:val="20"/>
+              </w:rPr>
+              <w:t xml:space="preserve">pause and cold-call: “Can someone explain what we just did in their own words?”</w:t>
             </w:r>
           </w:p>
         </w:tc>
@@ -377,9 +814,9 @@
               <w:right w:val="single" w:color="CCCCCC" w:sz="1"/>
             </w:tcBorders>
             <w:tcMar>
-              <w:top w:type="dxa" w:w="60"/>
+              <w:top w:type="dxa" w:w="80"/>
               <w:left w:type="dxa" w:w="120"/>
-              <w:bottom w:type="dxa" w:w="60"/>
+              <w:bottom w:type="dxa" w:w="80"/>
               <w:right w:type="dxa" w:w="120"/>
             </w:tcMar>
           </w:tcPr>
@@ -406,20 +843,90 @@
               <w:right w:val="single" w:color="CCCCCC" w:sz="1"/>
             </w:tcBorders>
             <w:tcMar>
-              <w:top w:type="dxa" w:w="60"/>
+              <w:top w:type="dxa" w:w="80"/>
               <w:left w:type="dxa" w:w="120"/>
-              <w:bottom w:type="dxa" w:w="60"/>
+              <w:bottom w:type="dxa" w:w="80"/>
               <w:right w:type="dxa" w:w="120"/>
             </w:tcMar>
           </w:tcPr>
           <w:p>
-            <w:r>
-              <w:rPr>
-                <w:rFonts w:ascii="Arial" w:cs="Arial" w:eastAsia="Arial" w:hAnsi="Arial"/>
-                <w:sz w:val="20"/>
-                <w:szCs w:val="20"/>
+            <w:pPr>
+              <w:spacing w:after="80" w:before="80"/>
+            </w:pPr>
+            <w:r>
+              <w:rPr>
+                <w:rFonts w:ascii="Arial" w:cs="Arial" w:eastAsia="Arial" w:hAnsi="Arial"/>
+                <w:b/>
+                <w:bCs/>
+                <w:i w:val="false"/>
+                <w:iCs w:val="false"/>
+                <w:color w:val="000000"/>
+                <w:sz w:val="22"/>
+                <w:szCs w:val="22"/>
               </w:rPr>
               <w:t xml:space="preserve">Guided Practice</w:t>
+            </w:r>
+            <w:r>
+              <w:rPr>
+                <w:rFonts w:ascii="Arial" w:cs="Arial" w:eastAsia="Arial" w:hAnsi="Arial"/>
+                <w:sz w:val="20"/>
+                <w:szCs w:val="20"/>
+              </w:rPr>
+              <w:br/>
+              <w:t xml:space="preserve"/>
+            </w:r>
+            <w:r>
+              <w:rPr>
+                <w:rFonts w:ascii="Arial" w:cs="Arial" w:eastAsia="Arial" w:hAnsi="Arial"/>
+                <w:sz w:val="20"/>
+                <w:szCs w:val="20"/>
+              </w:rPr>
+              <w:br/>
+              <w:t xml:space="preserve"/>
+            </w:r>
+            <w:r>
+              <w:rPr>
+                <w:rFonts w:ascii="Arial" w:cs="Arial" w:eastAsia="Arial" w:hAnsi="Arial"/>
+                <w:b w:val="false"/>
+                <w:bCs w:val="false"/>
+                <w:i w:val="false"/>
+                <w:iCs w:val="false"/>
+                <w:color w:val="000000"/>
+                <w:sz w:val="20"/>
+                <w:szCs w:val="20"/>
+              </w:rPr>
+              <w:t xml:space="preserve">1. Create 3 GameObjects: Cube (ground), Sphere (ball), Cylinder (obstacle)</w:t>
+            </w:r>
+            <w:r>
+              <w:rPr>
+                <w:rFonts w:ascii="Arial" w:cs="Arial" w:eastAsia="Arial" w:hAnsi="Arial"/>
+                <w:sz w:val="20"/>
+                <w:szCs w:val="20"/>
+              </w:rPr>
+              <w:br/>
+              <w:t xml:space="preserve"/>
+            </w:r>
+            <w:r>
+              <w:rPr>
+                <w:rFonts w:ascii="Arial" w:cs="Arial" w:eastAsia="Arial" w:hAnsi="Arial"/>
+                <w:sz w:val="20"/>
+                <w:szCs w:val="20"/>
+              </w:rPr>
+              <w:br/>
+              <w:t xml:space="preserve"/>
+            </w:r>
+            <w:r>
+              <w:rPr>
+                <w:rFonts w:ascii="Arial" w:cs="Arial" w:eastAsia="Arial" w:hAnsi="Arial"/>
+                <w:b w:val="false"/>
+                <w:bCs w:val="false"/>
+                <w:i/>
+                <w:iCs/>
+                <w:color w:val="555555"/>
+                <w:sz w:val="20"/>
+                <w:szCs w:val="20"/>
+              </w:rPr>
+              <w:t xml:space="preserve">→ Teacher models — students try alongside, then compare results.</w:t>
             </w:r>
           </w:p>
         </w:tc>
@@ -435,9 +942,9 @@
               <w:right w:val="single" w:color="CCCCCC" w:sz="1"/>
             </w:tcBorders>
             <w:tcMar>
-              <w:top w:type="dxa" w:w="60"/>
+              <w:top w:type="dxa" w:w="80"/>
               <w:left w:type="dxa" w:w="120"/>
-              <w:bottom w:type="dxa" w:w="60"/>
+              <w:bottom w:type="dxa" w:w="80"/>
               <w:right w:type="dxa" w:w="120"/>
             </w:tcMar>
           </w:tcPr>
@@ -450,7 +957,7 @@
                 <w:sz w:val="20"/>
                 <w:szCs w:val="20"/>
               </w:rPr>
-              <w:t xml:space="preserve">15-20 min</w:t>
+              <w:t xml:space="preserve">15–20 min</w:t>
             </w:r>
           </w:p>
         </w:tc>
@@ -464,20 +971,81 @@
               <w:right w:val="single" w:color="CCCCCC" w:sz="1"/>
             </w:tcBorders>
             <w:tcMar>
-              <w:top w:type="dxa" w:w="60"/>
+              <w:top w:type="dxa" w:w="80"/>
               <w:left w:type="dxa" w:w="120"/>
-              <w:bottom w:type="dxa" w:w="60"/>
+              <w:bottom w:type="dxa" w:w="80"/>
               <w:right w:type="dxa" w:w="120"/>
             </w:tcMar>
           </w:tcPr>
           <w:p>
-            <w:r>
-              <w:rPr>
-                <w:rFonts w:ascii="Arial" w:cs="Arial" w:eastAsia="Arial" w:hAnsi="Arial"/>
-                <w:sz w:val="20"/>
-                <w:szCs w:val="20"/>
-              </w:rPr>
-              <w:t xml:space="preserve">Independent Practice / Build Time</w:t>
+            <w:pPr>
+              <w:spacing w:after="80" w:before="80"/>
+            </w:pPr>
+            <w:r>
+              <w:rPr>
+                <w:rFonts w:ascii="Arial" w:cs="Arial" w:eastAsia="Arial" w:hAnsi="Arial"/>
+                <w:b/>
+                <w:bCs/>
+                <w:i w:val="false"/>
+                <w:iCs w:val="false"/>
+                <w:color w:val="000000"/>
+                <w:sz w:val="22"/>
+                <w:szCs w:val="22"/>
+              </w:rPr>
+              <w:t xml:space="preserve">Independent Practice / Code Along</w:t>
+            </w:r>
+            <w:r>
+              <w:rPr>
+                <w:rFonts w:ascii="Arial" w:cs="Arial" w:eastAsia="Arial" w:hAnsi="Arial"/>
+                <w:sz w:val="20"/>
+                <w:szCs w:val="20"/>
+              </w:rPr>
+              <w:br/>
+              <w:t xml:space="preserve"/>
+            </w:r>
+            <w:r>
+              <w:rPr>
+                <w:rFonts w:ascii="Arial" w:cs="Arial" w:eastAsia="Arial" w:hAnsi="Arial"/>
+                <w:b w:val="false"/>
+                <w:bCs w:val="false"/>
+                <w:i w:val="false"/>
+                <w:iCs w:val="false"/>
+                <w:color w:val="000000"/>
+                <w:sz w:val="20"/>
+                <w:szCs w:val="20"/>
+              </w:rPr>
+              <w:t xml:space="preserve">    Work through problems from the day's exercise set.</w:t>
+            </w:r>
+            <w:r>
+              <w:rPr>
+                <w:rFonts w:ascii="Arial" w:cs="Arial" w:eastAsia="Arial" w:hAnsi="Arial"/>
+                <w:sz w:val="20"/>
+                <w:szCs w:val="20"/>
+              </w:rPr>
+              <w:br/>
+              <w:t xml:space="preserve"/>
+            </w:r>
+            <w:r>
+              <w:rPr>
+                <w:rFonts w:ascii="Arial" w:cs="Arial" w:eastAsia="Arial" w:hAnsi="Arial"/>
+                <w:sz w:val="20"/>
+                <w:szCs w:val="20"/>
+              </w:rPr>
+              <w:br/>
+              <w:t xml:space="preserve"/>
+            </w:r>
+            <w:r>
+              <w:rPr>
+                <w:rFonts w:ascii="Arial" w:cs="Arial" w:eastAsia="Arial" w:hAnsi="Arial"/>
+                <w:b w:val="false"/>
+                <w:bCs w:val="false"/>
+                <w:i/>
+                <w:iCs/>
+                <w:color w:val="555555"/>
+                <w:sz w:val="20"/>
+                <w:szCs w:val="20"/>
+              </w:rPr>
+              <w:t xml:space="preserve">→ Teacher circulates — offer hints, check for understanding.</w:t>
             </w:r>
           </w:p>
         </w:tc>
@@ -493,9 +1061,9 @@
               <w:right w:val="single" w:color="CCCCCC" w:sz="1"/>
             </w:tcBorders>
             <w:tcMar>
-              <w:top w:type="dxa" w:w="60"/>
+              <w:top w:type="dxa" w:w="80"/>
               <w:left w:type="dxa" w:w="120"/>
-              <w:bottom w:type="dxa" w:w="60"/>
+              <w:bottom w:type="dxa" w:w="80"/>
               <w:right w:type="dxa" w:w="120"/>
             </w:tcMar>
           </w:tcPr>
@@ -522,20 +1090,90 @@
               <w:right w:val="single" w:color="CCCCCC" w:sz="1"/>
             </w:tcBorders>
             <w:tcMar>
-              <w:top w:type="dxa" w:w="60"/>
+              <w:top w:type="dxa" w:w="80"/>
               <w:left w:type="dxa" w:w="120"/>
-              <w:bottom w:type="dxa" w:w="60"/>
+              <w:bottom w:type="dxa" w:w="80"/>
               <w:right w:type="dxa" w:w="120"/>
             </w:tcMar>
           </w:tcPr>
           <w:p>
-            <w:r>
-              <w:rPr>
-                <w:rFonts w:ascii="Arial" w:cs="Arial" w:eastAsia="Arial" w:hAnsi="Arial"/>
-                <w:sz w:val="20"/>
-                <w:szCs w:val="20"/>
+            <w:pPr>
+              <w:spacing w:after="80" w:before="80"/>
+            </w:pPr>
+            <w:r>
+              <w:rPr>
+                <w:rFonts w:ascii="Arial" w:cs="Arial" w:eastAsia="Arial" w:hAnsi="Arial"/>
+                <w:b/>
+                <w:bCs/>
+                <w:i w:val="false"/>
+                <w:iCs w:val="false"/>
+                <w:color w:val="000000"/>
+                <w:sz w:val="22"/>
+                <w:szCs w:val="22"/>
               </w:rPr>
               <w:t xml:space="preserve">Exit Ticket / Wrap-Up</w:t>
+            </w:r>
+            <w:r>
+              <w:rPr>
+                <w:rFonts w:ascii="Arial" w:cs="Arial" w:eastAsia="Arial" w:hAnsi="Arial"/>
+                <w:sz w:val="20"/>
+                <w:szCs w:val="20"/>
+              </w:rPr>
+              <w:br/>
+              <w:t xml:space="preserve"/>
+            </w:r>
+            <w:r>
+              <w:rPr>
+                <w:rFonts w:ascii="Arial" w:cs="Arial" w:eastAsia="Arial" w:hAnsi="Arial"/>
+                <w:sz w:val="20"/>
+                <w:szCs w:val="20"/>
+              </w:rPr>
+              <w:br/>
+              <w:t xml:space="preserve"/>
+            </w:r>
+            <w:r>
+              <w:rPr>
+                <w:rFonts w:ascii="Arial" w:cs="Arial" w:eastAsia="Arial" w:hAnsi="Arial"/>
+                <w:b w:val="false"/>
+                <w:bCs w:val="false"/>
+                <w:i w:val="false"/>
+                <w:iCs w:val="false"/>
+                <w:color w:val="000000"/>
+                <w:sz w:val="20"/>
+                <w:szCs w:val="20"/>
+              </w:rPr>
+              <w:t xml:space="preserve">Quick Check: Create GameObjects, understand the component-based architecture, and add/remove components in the Inspector?</w:t>
+            </w:r>
+            <w:r>
+              <w:rPr>
+                <w:rFonts w:ascii="Arial" w:cs="Arial" w:eastAsia="Arial" w:hAnsi="Arial"/>
+                <w:sz w:val="20"/>
+                <w:szCs w:val="20"/>
+              </w:rPr>
+              <w:br/>
+              <w:t xml:space="preserve"/>
+            </w:r>
+            <w:r>
+              <w:rPr>
+                <w:rFonts w:ascii="Arial" w:cs="Arial" w:eastAsia="Arial" w:hAnsi="Arial"/>
+                <w:sz w:val="20"/>
+                <w:szCs w:val="20"/>
+              </w:rPr>
+              <w:br/>
+              <w:t xml:space="preserve"/>
+            </w:r>
+            <w:r>
+              <w:rPr>
+                <w:rFonts w:ascii="Arial" w:cs="Arial" w:eastAsia="Arial" w:hAnsi="Arial"/>
+                <w:b w:val="false"/>
+                <w:bCs w:val="false"/>
+                <w:i/>
+                <w:iCs/>
+                <w:color w:val="555555"/>
+                <w:sz w:val="20"/>
+                <w:szCs w:val="20"/>
+              </w:rPr>
+              <w:t xml:space="preserve">→ 3–2–1: Name 3 things learned, 2 new vocab words, 1 question you still have.</w:t>
             </w:r>
           </w:p>
         </w:tc>

--- a/Video Game Design - year/Unit 1 - Unity Interface & Game Design Thinking/Daily Lesson Plans/Word/Day 5.docx
+++ b/Video Game Design - year/Unit 1 - Unity Interface & Game Design Thinking/Daily Lesson Plans/Word/Day 5.docx
@@ -380,7 +380,7 @@
                 <w:sz w:val="20"/>
                 <w:szCs w:val="20"/>
               </w:rPr>
-              <w:t xml:space="preserve">    What do you already know about how to create GameObjects, understand the component-based architecture, and add/remove components in the Inspector?</w:t>
+              <w:t xml:space="preserve">    If you were going to create GameObjects, understand the component-based architecture, and add/remove components in the Inspector, what pieces or steps would you need? Brainstorm a quick list.</w:t>
             </w:r>
             <w:r>
               <w:rPr>
@@ -477,7 +477,7 @@
                 <w:sz w:val="20"/>
                 <w:szCs w:val="20"/>
               </w:rPr>
-              <w:t xml:space="preserve">Today's Goal: By the end of class you will be able to create GameObjects, understand the component-based architecture, and add/remove components in the Inspector.</w:t>
+              <w:t xml:space="preserve">Today’s Goal: By the end of class you will be able to create GameObjects, understand the component-based architecture, and add/remove components in the Inspector.</w:t>
             </w:r>
             <w:r>
               <w:rPr>
@@ -1142,7 +1142,7 @@
                 <w:sz w:val="20"/>
                 <w:szCs w:val="20"/>
               </w:rPr>
-              <w:t xml:space="preserve">Quick Check: Create GameObjects, understand the component-based architecture, and add/remove components in the Inspector?</w:t>
+              <w:t xml:space="preserve">What are the 2-3 most important steps when you create GameObjects, understand the component-based architecture, and add/remove components in the Inspector? What could go wrong if you skip one?</w:t>
             </w:r>
             <w:r>
               <w:rPr>

--- a/Video Game Design - year/Unit 1 - Unity Interface & Game Design Thinking/Daily Lesson Plans/Word/Day 5.docx
+++ b/Video Game Design - year/Unit 1 - Unity Interface & Game Design Thinking/Daily Lesson Plans/Word/Day 5.docx
@@ -706,6 +706,191 @@
                 <w:sz w:val="20"/>
                 <w:szCs w:val="20"/>
               </w:rPr>
+              <w:t xml:space="preserve">Key Concepts:</w:t>
+            </w:r>
+            <w:r>
+              <w:rPr>
+                <w:rFonts w:ascii="Arial" w:cs="Arial" w:eastAsia="Arial" w:hAnsi="Arial"/>
+                <w:sz w:val="20"/>
+                <w:szCs w:val="20"/>
+              </w:rPr>
+              <w:br/>
+              <w:t xml:space="preserve"/>
+            </w:r>
+            <w:r>
+              <w:rPr>
+                <w:rFonts w:ascii="Arial" w:cs="Arial" w:eastAsia="Arial" w:hAnsi="Arial"/>
+                <w:b w:val="false"/>
+                <w:bCs w:val="false"/>
+                <w:i w:val="false"/>
+                <w:iCs w:val="false"/>
+                <w:color w:val="000000"/>
+                <w:sz w:val="20"/>
+                <w:szCs w:val="20"/>
+              </w:rPr>
+              <w:t xml:space="preserve">    • Create a new 3D scene (File → New Scene → 3D)</w:t>
+            </w:r>
+            <w:r>
+              <w:rPr>
+                <w:rFonts w:ascii="Arial" w:cs="Arial" w:eastAsia="Arial" w:hAnsi="Arial"/>
+                <w:sz w:val="20"/>
+                <w:szCs w:val="20"/>
+              </w:rPr>
+              <w:br/>
+              <w:t xml:space="preserve"/>
+            </w:r>
+            <w:r>
+              <w:rPr>
+                <w:rFonts w:ascii="Arial" w:cs="Arial" w:eastAsia="Arial" w:hAnsi="Arial"/>
+                <w:b w:val="false"/>
+                <w:bCs w:val="false"/>
+                <w:i w:val="false"/>
+                <w:iCs w:val="false"/>
+                <w:color w:val="000000"/>
+                <w:sz w:val="20"/>
+                <w:szCs w:val="20"/>
+              </w:rPr>
+              <w:t xml:space="preserve">    • Right-click in Hierarchy: 3D Object → Cube. A new GameObject appears.</w:t>
+            </w:r>
+            <w:r>
+              <w:rPr>
+                <w:rFonts w:ascii="Arial" w:cs="Arial" w:eastAsia="Arial" w:hAnsi="Arial"/>
+                <w:sz w:val="20"/>
+                <w:szCs w:val="20"/>
+              </w:rPr>
+              <w:br/>
+              <w:t xml:space="preserve"/>
+            </w:r>
+            <w:r>
+              <w:rPr>
+                <w:rFonts w:ascii="Arial" w:cs="Arial" w:eastAsia="Arial" w:hAnsi="Arial"/>
+                <w:b w:val="false"/>
+                <w:bCs w:val="false"/>
+                <w:i w:val="false"/>
+                <w:iCs w:val="false"/>
+                <w:color w:val="000000"/>
+                <w:sz w:val="20"/>
+                <w:szCs w:val="20"/>
+              </w:rPr>
+              <w:t xml:space="preserve">    • Select the Cube in the Hierarchy</w:t>
+            </w:r>
+            <w:r>
+              <w:rPr>
+                <w:rFonts w:ascii="Arial" w:cs="Arial" w:eastAsia="Arial" w:hAnsi="Arial"/>
+                <w:sz w:val="20"/>
+                <w:szCs w:val="20"/>
+              </w:rPr>
+              <w:br/>
+              <w:t xml:space="preserve"/>
+            </w:r>
+            <w:r>
+              <w:rPr>
+                <w:rFonts w:ascii="Arial" w:cs="Arial" w:eastAsia="Arial" w:hAnsi="Arial"/>
+                <w:b w:val="false"/>
+                <w:bCs w:val="false"/>
+                <w:i w:val="false"/>
+                <w:iCs w:val="false"/>
+                <w:color w:val="000000"/>
+                <w:sz w:val="20"/>
+                <w:szCs w:val="20"/>
+              </w:rPr>
+              <w:t xml:space="preserve">    • Look at the Inspector (right panel): You'll see:</w:t>
+            </w:r>
+            <w:r>
+              <w:rPr>
+                <w:rFonts w:ascii="Arial" w:cs="Arial" w:eastAsia="Arial" w:hAnsi="Arial"/>
+                <w:sz w:val="20"/>
+                <w:szCs w:val="20"/>
+              </w:rPr>
+              <w:br/>
+              <w:t xml:space="preserve"/>
+            </w:r>
+            <w:r>
+              <w:rPr>
+                <w:rFonts w:ascii="Arial" w:cs="Arial" w:eastAsia="Arial" w:hAnsi="Arial"/>
+                <w:b w:val="false"/>
+                <w:bCs w:val="false"/>
+                <w:i w:val="false"/>
+                <w:iCs w:val="false"/>
+                <w:color w:val="000000"/>
+                <w:sz w:val="20"/>
+                <w:szCs w:val="20"/>
+              </w:rPr>
+              <w:t xml:space="preserve">    • Add a Rigidbody: In Inspector, click "Add Component" → Search "Rigidbody" → Click it</w:t>
+            </w:r>
+            <w:r>
+              <w:rPr>
+                <w:rFonts w:ascii="Arial" w:cs="Arial" w:eastAsia="Arial" w:hAnsi="Arial"/>
+                <w:sz w:val="20"/>
+                <w:szCs w:val="20"/>
+              </w:rPr>
+              <w:br/>
+              <w:t xml:space="preserve"/>
+            </w:r>
+            <w:r>
+              <w:rPr>
+                <w:rFonts w:ascii="Arial" w:cs="Arial" w:eastAsia="Arial" w:hAnsi="Arial"/>
+                <w:b w:val="false"/>
+                <w:bCs w:val="false"/>
+                <w:i w:val="false"/>
+                <w:iCs w:val="false"/>
+                <w:color w:val="000000"/>
+                <w:sz w:val="20"/>
+                <w:szCs w:val="20"/>
+              </w:rPr>
+              <w:t xml:space="preserve">    • In the Rigidbody component, toggle "Use Gravity" — it should now be checked</w:t>
+            </w:r>
+            <w:r>
+              <w:rPr>
+                <w:rFonts w:ascii="Arial" w:cs="Arial" w:eastAsia="Arial" w:hAnsi="Arial"/>
+                <w:sz w:val="20"/>
+                <w:szCs w:val="20"/>
+              </w:rPr>
+              <w:br/>
+              <w:t xml:space="preserve"/>
+            </w:r>
+            <w:r>
+              <w:rPr>
+                <w:rFonts w:ascii="Arial" w:cs="Arial" w:eastAsia="Arial" w:hAnsi="Arial"/>
+                <w:b w:val="false"/>
+                <w:bCs w:val="false"/>
+                <w:i w:val="false"/>
+                <w:iCs w:val="false"/>
+                <w:color w:val="000000"/>
+                <w:sz w:val="20"/>
+                <w:szCs w:val="20"/>
+              </w:rPr>
+              <w:t xml:space="preserve">    • Press Play and watch it fall!</w:t>
+            </w:r>
+            <w:r>
+              <w:rPr>
+                <w:rFonts w:ascii="Arial" w:cs="Arial" w:eastAsia="Arial" w:hAnsi="Arial"/>
+                <w:sz w:val="20"/>
+                <w:szCs w:val="20"/>
+              </w:rPr>
+              <w:br/>
+              <w:t xml:space="preserve"/>
+            </w:r>
+            <w:r>
+              <w:rPr>
+                <w:rFonts w:ascii="Arial" w:cs="Arial" w:eastAsia="Arial" w:hAnsi="Arial"/>
+                <w:sz w:val="20"/>
+                <w:szCs w:val="20"/>
+              </w:rPr>
+              <w:br/>
+              <w:t xml:space="preserve"/>
+            </w:r>
+            <w:r>
+              <w:rPr>
+                <w:rFonts w:ascii="Arial" w:cs="Arial" w:eastAsia="Arial" w:hAnsi="Arial"/>
+                <w:b/>
+                <w:bCs/>
+                <w:i w:val="false"/>
+                <w:iCs w:val="false"/>
+                <w:color w:val="000000"/>
+                <w:sz w:val="20"/>
+                <w:szCs w:val="20"/>
+              </w:rPr>
               <w:t xml:space="preserve">Vocabulary: </w:t>
             </w:r>
             <w:r>
@@ -1006,15 +1191,98 @@
             <w:r>
               <w:rPr>
                 <w:rFonts w:ascii="Arial" w:cs="Arial" w:eastAsia="Arial" w:hAnsi="Arial"/>
-                <w:b w:val="false"/>
-                <w:bCs w:val="false"/>
-                <w:i w:val="false"/>
-                <w:iCs w:val="false"/>
-                <w:color w:val="000000"/>
-                <w:sz w:val="20"/>
-                <w:szCs w:val="20"/>
-              </w:rPr>
-              <w:t xml:space="preserve">    Work through problems from the day's exercise set.</w:t>
+                <w:b/>
+                <w:bCs/>
+                <w:i w:val="false"/>
+                <w:iCs w:val="false"/>
+                <w:color w:val="000000"/>
+                <w:sz w:val="20"/>
+                <w:szCs w:val="20"/>
+              </w:rPr>
+              <w:t xml:space="preserve">    Beginner: </w:t>
+            </w:r>
+            <w:r>
+              <w:rPr>
+                <w:rFonts w:ascii="Arial" w:cs="Arial" w:eastAsia="Arial" w:hAnsi="Arial"/>
+                <w:b w:val="false"/>
+                <w:bCs w:val="false"/>
+                <w:i w:val="false"/>
+                <w:iCs w:val="false"/>
+                <w:color w:val="000000"/>
+                <w:sz w:val="20"/>
+                <w:szCs w:val="20"/>
+              </w:rPr>
+              <w:t xml:space="preserve">Create a scene with 3 objects: a ground cube, a falling sphere, and a wall (tall thin cube). Add Rigidbodies to ground and wall set to "Kine…</w:t>
+            </w:r>
+            <w:r>
+              <w:rPr>
+                <w:rFonts w:ascii="Arial" w:cs="Arial" w:eastAsia="Arial" w:hAnsi="Arial"/>
+                <w:sz w:val="20"/>
+                <w:szCs w:val="20"/>
+              </w:rPr>
+              <w:br/>
+              <w:t xml:space="preserve"/>
+            </w:r>
+            <w:r>
+              <w:rPr>
+                <w:rFonts w:ascii="Arial" w:cs="Arial" w:eastAsia="Arial" w:hAnsi="Arial"/>
+                <w:b/>
+                <w:bCs/>
+                <w:i w:val="false"/>
+                <w:iCs w:val="false"/>
+                <w:color w:val="000000"/>
+                <w:sz w:val="20"/>
+                <w:szCs w:val="20"/>
+              </w:rPr>
+              <w:t xml:space="preserve">    Intermediate: </w:t>
+            </w:r>
+            <w:r>
+              <w:rPr>
+                <w:rFonts w:ascii="Arial" w:cs="Arial" w:eastAsia="Arial" w:hAnsi="Arial"/>
+                <w:b w:val="false"/>
+                <w:bCs w:val="false"/>
+                <w:i w:val="false"/>
+                <w:iCs w:val="false"/>
+                <w:color w:val="000000"/>
+                <w:sz w:val="20"/>
+                <w:szCs w:val="20"/>
+              </w:rPr>
+              <w:t xml:space="preserve">Create 5 cubes stacked vertically. Add Rigidbodies to all. Press Play. The tower should topple. Take a screenshot of the unstable result.…</w:t>
+            </w:r>
+            <w:r>
+              <w:rPr>
+                <w:rFonts w:ascii="Arial" w:cs="Arial" w:eastAsia="Arial" w:hAnsi="Arial"/>
+                <w:sz w:val="20"/>
+                <w:szCs w:val="20"/>
+              </w:rPr>
+              <w:br/>
+              <w:t xml:space="preserve"/>
+            </w:r>
+            <w:r>
+              <w:rPr>
+                <w:rFonts w:ascii="Arial" w:cs="Arial" w:eastAsia="Arial" w:hAnsi="Arial"/>
+                <w:b/>
+                <w:bCs/>
+                <w:i w:val="false"/>
+                <w:iCs w:val="false"/>
+                <w:color w:val="000000"/>
+                <w:sz w:val="20"/>
+                <w:szCs w:val="20"/>
+              </w:rPr>
+              <w:t xml:space="preserve">    Challenge: </w:t>
+            </w:r>
+            <w:r>
+              <w:rPr>
+                <w:rFonts w:ascii="Arial" w:cs="Arial" w:eastAsia="Arial" w:hAnsi="Arial"/>
+                <w:b w:val="false"/>
+                <w:bCs w:val="false"/>
+                <w:i w:val="false"/>
+                <w:iCs w:val="false"/>
+                <w:color w:val="000000"/>
+                <w:sz w:val="20"/>
+                <w:szCs w:val="20"/>
+              </w:rPr>
+              <w:t xml:space="preserve">Design a small physics scene: a ramp (rotated cube), a ball at the top, and obstacles at the bottom. Each object should have the right compo…</w:t>
             </w:r>
             <w:r>
               <w:rPr>
@@ -1647,6 +1915,94 @@
       <w:pPr>
         <w:spacing w:after="160"/>
       </w:pPr>
+    </w:p>
+    <w:p>
+      <w:pPr>
+        <w:pBdr>
+          <w:bottom w:val="single" w:color="5B2D8E" w:sz="4" w:space="4"/>
+        </w:pBdr>
+        <w:spacing w:after="100" w:before="120"/>
+      </w:pPr>
+      <w:r>
+        <w:rPr>
+          <w:rFonts w:ascii="Arial" w:cs="Arial" w:eastAsia="Arial" w:hAnsi="Arial"/>
+          <w:b/>
+          <w:bCs/>
+          <w:color w:val="5B2D8E"/>
+          <w:sz w:val="24"/>
+          <w:szCs w:val="24"/>
+        </w:rPr>
+        <w:t xml:space="preserve">Practice Problems</w:t>
+      </w:r>
+    </w:p>
+    <w:p>
+      <w:pPr>
+        <w:spacing w:after="80"/>
+      </w:pPr>
+      <w:r>
+        <w:rPr>
+          <w:rFonts w:ascii="Arial" w:cs="Arial" w:eastAsia="Arial" w:hAnsi="Arial"/>
+          <w:b/>
+          <w:bCs/>
+          <w:sz w:val="20"/>
+          <w:szCs w:val="20"/>
+        </w:rPr>
+        <w:t xml:space="preserve">Problem 1: </w:t>
+      </w:r>
+      <w:r>
+        <w:rPr>
+          <w:rFonts w:ascii="Arial" w:cs="Arial" w:eastAsia="Arial" w:hAnsi="Arial"/>
+          <w:sz w:val="20"/>
+          <w:szCs w:val="20"/>
+        </w:rPr>
+        <w:t xml:space="preserve">Beginner:  Create a scene with 3 objects: a ground cube, a falling sphere, and a wall (tall thin cube). Add Rigidbodies to ground and wall set to "Kinematic". Press Play and describe what happens.</w:t>
+      </w:r>
+    </w:p>
+    <w:p>
+      <w:pPr>
+        <w:spacing w:after="80"/>
+      </w:pPr>
+      <w:r>
+        <w:rPr>
+          <w:rFonts w:ascii="Arial" w:cs="Arial" w:eastAsia="Arial" w:hAnsi="Arial"/>
+          <w:b/>
+          <w:bCs/>
+          <w:sz w:val="20"/>
+          <w:szCs w:val="20"/>
+        </w:rPr>
+        <w:t xml:space="preserve">Problem 2: </w:t>
+      </w:r>
+      <w:r>
+        <w:rPr>
+          <w:rFonts w:ascii="Arial" w:cs="Arial" w:eastAsia="Arial" w:hAnsi="Arial"/>
+          <w:sz w:val="20"/>
+          <w:szCs w:val="20"/>
+        </w:rPr>
+        <w:t xml:space="preserve">Intermediate:  Create 5 cubes stacked vertically. Add Rigidbodies to all. Press Play. The tower should topple. Take a screenshot of the unstable result.</w:t>
+      </w:r>
+    </w:p>
+    <w:p>
+      <w:pPr>
+        <w:spacing w:after="80"/>
+      </w:pPr>
+      <w:r>
+        <w:rPr>
+          <w:rFonts w:ascii="Arial" w:cs="Arial" w:eastAsia="Arial" w:hAnsi="Arial"/>
+          <w:b/>
+          <w:bCs/>
+          <w:sz w:val="20"/>
+          <w:szCs w:val="20"/>
+        </w:rPr>
+        <w:t xml:space="preserve">Problem 3: </w:t>
+      </w:r>
+      <w:r>
+        <w:rPr>
+          <w:rFonts w:ascii="Arial" w:cs="Arial" w:eastAsia="Arial" w:hAnsi="Arial"/>
+          <w:sz w:val="20"/>
+          <w:szCs w:val="20"/>
+        </w:rPr>
+        <w:t xml:space="preserve">Challenge:  Design a small physics scene: a ramp (rotated cube), a ball at the top, and obstacles at the bottom. Each object should have the right components (Collider, maybe Rigidbody). Press Play and verify the ball rolls correctly.</w:t>
+      </w:r>
     </w:p>
     <w:p>
       <w:pPr>
